--- a/server/templates/library/emergency-and-disaster-preparedness-policy/template.docx
+++ b/server/templates/library/emergency-and-disaster-preparedness-policy/template.docx
@@ -5474,7 +5474,7 @@
               <w:szCs w:val="16"/>
               <w:rtl w:val="0"/>
             </w:rPr>
-            <w:t>The Board of Spring 2 Health Pty Ltd</w:t>
+            <w:t>The Board of {org.legal_name}</w:t>
           </w:r>
           <w:r>
             <w:rPr>
@@ -5850,7 +5850,7 @@
         <w:b w:val="1"/>
         <w:rtl w:val="0"/>
       </w:rPr>
-      <w:t xml:space="preserve">Pristine Lifestyle Solutions</w:t>
+      <w:t xml:space="preserve">{org.name}</w:t>
     </w:r>
     <w:r>
       <w:rPr>
@@ -5973,7 +5973,7 @@
         <w:szCs w:val="28"/>
         <w:rtl w:val="0"/>
       </w:rPr>
-      <w:t>Spring 2 Health ABN 71 665 820 986</w:t>
+      <w:t>{org.name} ABN {org.abn}</w:t>
     </w:r>
   </w:p>
   <w:p>

--- a/server/templates/library/emergency-and-disaster-preparedness-policy/template.docx
+++ b/server/templates/library/emergency-and-disaster-preparedness-policy/template.docx
@@ -5839,6 +5839,15 @@
 <w:hdr xmlns:mc="http://schemas.openxmlformats.org/markup-compatibility/2006" xmlns:o="urn:schemas-microsoft-com:office:office" xmlns:r="http://schemas.openxmlformats.org/officeDocument/2006/relationships" xmlns:m="http://schemas.openxmlformats.org/officeDocument/2006/math" xmlns:v="urn:schemas-microsoft-com:vml" xmlns:wp="http://schemas.openxmlformats.org/drawingml/2006/wordprocessingDrawing" xmlns:w10="urn:schemas-microsoft-com:office:word" xmlns:w="http://schemas.openxmlformats.org/wordprocessingml/2006/main" xmlns:wne="http://schemas.microsoft.com/office/word/2006/wordml" xmlns:sl="http://schemas.openxmlformats.org/schemaLibrary/2006/main" xmlns:a="http://schemas.openxmlformats.org/drawingml/2006/main" xmlns:pic="http://schemas.openxmlformats.org/drawingml/2006/picture" xmlns:c="http://schemas.openxmlformats.org/drawingml/2006/chart" xmlns:lc="http://schemas.openxmlformats.org/drawingml/2006/lockedCanvas" xmlns:dgm="http://schemas.openxmlformats.org/drawingml/2006/diagram" xmlns:wps="http://schemas.microsoft.com/office/word/2010/wordprocessingShape" xmlns:wpg="http://schemas.microsoft.com/office/word/2010/wordprocessingGroup" xmlns:w14="http://schemas.microsoft.com/office/word/2010/wordml" xmlns:w15="http://schemas.microsoft.com/office/word/2012/wordml">
   <w:p>
     <w:pPr>
+      <w:spacing w:before="0" w:after="80"/>
+      <w:jc w:val="left"/>
+    </w:pPr>
+    <w:r>
+      <w:t xml:space="preserve">{%org_logo}</w:t>
+    </w:r>
+  </w:p>
+  <w:p>
+    <w:pPr>
       <w:pageBreakBefore w:val="0"/>
       <w:rPr>
         <w:b w:val="0"/>
@@ -5956,6 +5965,15 @@
 <w:hdr xmlns:mc="http://schemas.openxmlformats.org/markup-compatibility/2006" xmlns:o="urn:schemas-microsoft-com:office:office" xmlns:r="http://schemas.openxmlformats.org/officeDocument/2006/relationships" xmlns:m="http://schemas.openxmlformats.org/officeDocument/2006/math" xmlns:v="urn:schemas-microsoft-com:vml" xmlns:wp="http://schemas.openxmlformats.org/drawingml/2006/wordprocessingDrawing" xmlns:w10="urn:schemas-microsoft-com:office:word" xmlns:w="http://schemas.openxmlformats.org/wordprocessingml/2006/main" xmlns:wne="http://schemas.microsoft.com/office/word/2006/wordml" xmlns:sl="http://schemas.openxmlformats.org/schemaLibrary/2006/main" xmlns:a="http://schemas.openxmlformats.org/drawingml/2006/main" xmlns:pic="http://schemas.openxmlformats.org/drawingml/2006/picture" xmlns:c="http://schemas.openxmlformats.org/drawingml/2006/chart" xmlns:lc="http://schemas.openxmlformats.org/drawingml/2006/lockedCanvas" xmlns:dgm="http://schemas.openxmlformats.org/drawingml/2006/diagram" xmlns:wps="http://schemas.microsoft.com/office/word/2010/wordprocessingShape" xmlns:wpg="http://schemas.microsoft.com/office/word/2010/wordprocessingGroup" xmlns:w14="http://schemas.microsoft.com/office/word/2010/wordml" xmlns:w15="http://schemas.microsoft.com/office/word/2012/wordml">
   <w:p>
     <w:pPr>
+      <w:spacing w:before="0" w:after="80"/>
+      <w:jc w:val="left"/>
+    </w:pPr>
+    <w:r>
+      <w:t xml:space="preserve">{%org_logo}</w:t>
+    </w:r>
+  </w:p>
+  <w:p>
+    <w:pPr>
       <w:pageBreakBefore w:val="0"/>
       <w:spacing w:after="120" w:lineRule="auto"/>
       <w:rPr>
@@ -6033,6 +6051,15 @@
 
 <file path=word/header3.xml><?xml version="1.0" encoding="utf-8"?>
 <w:hdr xmlns:mc="http://schemas.openxmlformats.org/markup-compatibility/2006" xmlns:o="urn:schemas-microsoft-com:office:office" xmlns:r="http://schemas.openxmlformats.org/officeDocument/2006/relationships" xmlns:m="http://schemas.openxmlformats.org/officeDocument/2006/math" xmlns:v="urn:schemas-microsoft-com:vml" xmlns:wp="http://schemas.openxmlformats.org/drawingml/2006/wordprocessingDrawing" xmlns:w10="urn:schemas-microsoft-com:office:word" xmlns:w="http://schemas.openxmlformats.org/wordprocessingml/2006/main" xmlns:wne="http://schemas.microsoft.com/office/word/2006/wordml" xmlns:sl="http://schemas.openxmlformats.org/schemaLibrary/2006/main" xmlns:a="http://schemas.openxmlformats.org/drawingml/2006/main" xmlns:pic="http://schemas.openxmlformats.org/drawingml/2006/picture" xmlns:c="http://schemas.openxmlformats.org/drawingml/2006/chart" xmlns:lc="http://schemas.openxmlformats.org/drawingml/2006/lockedCanvas" xmlns:dgm="http://schemas.openxmlformats.org/drawingml/2006/diagram" xmlns:wps="http://schemas.microsoft.com/office/word/2010/wordprocessingShape" xmlns:wpg="http://schemas.microsoft.com/office/word/2010/wordprocessingGroup" xmlns:w14="http://schemas.microsoft.com/office/word/2010/wordml" xmlns:w15="http://schemas.microsoft.com/office/word/2012/wordml">
+  <w:p>
+    <w:pPr>
+      <w:spacing w:before="0" w:after="80"/>
+      <w:jc w:val="left"/>
+    </w:pPr>
+    <w:r>
+      <w:t xml:space="preserve">{%org_logo}</w:t>
+    </w:r>
+  </w:p>
   <w:p>
     <w:pPr>
       <w:pageBreakBefore w:val="0"/>

--- a/server/templates/library/emergency-and-disaster-preparedness-policy/template.docx
+++ b/server/templates/library/emergency-and-disaster-preparedness-policy/template.docx
@@ -5874,7 +5874,7 @@
         <w:b w:val="1"/>
         <w:rtl w:val="0"/>
       </w:rPr>
-      <w:t xml:space="preserve">ABN 15 639 893 477</w:t>
+      <w:t xml:space="preserve">ABN {org.abn}</w:t>
     </w:r>
     <w:r>
       <w:rPr>

--- a/server/templates/library/emergency-and-disaster-preparedness-policy/template.docx
+++ b/server/templates/library/emergency-and-disaster-preparedness-policy/template.docx
@@ -953,11 +953,6 @@
         </w:rPr>
         <w:t xml:space="preserve"> means {org.legal_name} ABN {org.abn}</w:t>
       </w:r>
-      <w:r>
-        <w:rPr>
-          <w:rtl w:val="0"/>
-        </w:rPr>
-      </w:r>
     </w:p>
     <w:p>
       <w:pPr>
@@ -1006,11 +1001,6 @@
         </w:rPr>
         <w:t>means an emergency plan prepared by {org.name} for its business or in collaboration with a Client for the Client’s personal safety and wellbeing.</w:t>
       </w:r>
-      <w:r>
-        <w:rPr>
-          <w:rtl w:val="0"/>
-        </w:rPr>
-      </w:r>
     </w:p>
     <w:p>
       <w:pPr>
@@ -1067,11 +1057,6 @@
         </w:rPr>
         <w:t>means the register of legislation, regulations, rules and guidelines maintained by {org.name}.</w:t>
       </w:r>
-      <w:r>
-        <w:rPr>
-          <w:rtl w:val="0"/>
-        </w:rPr>
-      </w:r>
     </w:p>
     <w:p>
       <w:pPr>
@@ -1120,11 +1105,6 @@
         </w:rPr>
         <w:t xml:space="preserve"> means {org.primary_contact.name} and {org.signatory.name}. </w:t>
       </w:r>
-      <w:r>
-        <w:rPr>
-          <w:rtl w:val="0"/>
-        </w:rPr>
-      </w:r>
     </w:p>
     <w:p>
       <w:pPr>
@@ -1153,11 +1133,6 @@
         </w:rPr>
         <w:t xml:space="preserve"> is that which is, or was at a particular time, reasonably able to be done in relation to ensuring workplace health and safety, taking into account and weighing up all relevant matters including:</w:t>
       </w:r>
-      <w:r>
-        <w:rPr>
-          <w:rtl w:val="0"/>
-        </w:rPr>
-      </w:r>
     </w:p>
     <w:p>
       <w:pPr>
@@ -1173,11 +1148,6 @@
         </w:rPr>
         <w:t>the likelihood of the hazard or the risk concerned occurring; and</w:t>
       </w:r>
-      <w:r>
-        <w:rPr>
-          <w:rtl w:val="0"/>
-        </w:rPr>
-      </w:r>
     </w:p>
     <w:p>
       <w:pPr>
@@ -1193,11 +1163,6 @@
         </w:rPr>
         <w:t>the degree of harm that might result from the hazard or the risk; and</w:t>
       </w:r>
-      <w:r>
-        <w:rPr>
-          <w:rtl w:val="0"/>
-        </w:rPr>
-      </w:r>
     </w:p>
     <w:p>
       <w:pPr>
@@ -1213,11 +1178,6 @@
         </w:rPr>
         <w:t>what the person concerned knows, or ought reasonably to know, about:</w:t>
       </w:r>
-      <w:r>
-        <w:rPr>
-          <w:rtl w:val="0"/>
-        </w:rPr>
-      </w:r>
     </w:p>
     <w:p>
       <w:pPr>
@@ -1233,11 +1193,6 @@
         </w:rPr>
         <w:t>the hazard or the risk; and</w:t>
       </w:r>
-      <w:r>
-        <w:rPr>
-          <w:rtl w:val="0"/>
-        </w:rPr>
-      </w:r>
     </w:p>
     <w:p>
       <w:pPr>
@@ -1253,11 +1208,6 @@
         </w:rPr>
         <w:t>ways of eliminating or minimising the risk; and</w:t>
       </w:r>
-      <w:r>
-        <w:rPr>
-          <w:rtl w:val="0"/>
-        </w:rPr>
-      </w:r>
     </w:p>
     <w:p>
       <w:pPr>
@@ -1272,11 +1222,6 @@
           <w:rtl w:val="0"/>
         </w:rPr>
         <w:t>the availability and suitability of ways to eliminate or minimise the risk; and</w:t>
-      </w:r>
-      <w:r>
-        <w:rPr>
-          <w:rtl w:val="0"/>
-        </w:rPr>
       </w:r>
     </w:p>
     <w:p>
@@ -1293,18 +1238,7 @@
         <w:rPr>
           <w:rtl w:val="0"/>
         </w:rPr>
-        <w:t>After</w:t>
-      </w:r>
-      <w:r>
-        <w:rPr>
-          <w:rtl w:val="0"/>
-        </w:rPr>
-        <w:t xml:space="preserve"> assessment, the extent of the risk and the available ways of eliminating or minimising the risk, the cost associated with available ways of eliminating or minimising the risk, including whether the cost is grossly disproportionate to the risk.</w:t>
-      </w:r>
-      <w:r>
-        <w:rPr>
-          <w:rtl w:val="0"/>
-        </w:rPr>
+        <w:t xml:space="preserve">After assessment, the extent of the risk and the available ways of eliminating or minimising the risk, the cost associated with available ways of eliminating or minimising the risk, including whether the cost is grossly disproportionate to the risk.</w:t>
       </w:r>
     </w:p>
     <w:p>
@@ -1592,18 +1526,7 @@
         <w:rPr>
           <w:rtl w:val="0"/>
         </w:rPr>
-        <w:t>{org.name}</w:t>
-      </w:r>
-      <w:r>
-        <w:rPr>
-          <w:rtl w:val="0"/>
-        </w:rPr>
-        <w:t xml:space="preserve"> Emergency Plan</w:t>
-      </w:r>
-      <w:r>
-        <w:rPr>
-          <w:rtl w:val="0"/>
-        </w:rPr>
+        <w:t xml:space="preserve">{org.name} Emergency Plan</w:t>
       </w:r>
     </w:p>
     <w:p>
@@ -1619,19 +1542,7 @@
         <w:rPr>
           <w:rtl w:val="0"/>
         </w:rPr>
-        <w:t>{org.name} will do what is reasonably practicable to ensure that appropriate operational readiness measures are developed, implemented and reviewed</w:t>
-      </w:r>
-      <w:r>
-        <w:rPr>
-          <w:rtl w:val="0"/>
-        </w:rPr>
-        <w:t xml:space="preserve"> at a business level</w:t>
-      </w:r>
-      <w:r>
-        <w:rPr>
-          <w:rtl w:val="0"/>
-        </w:rPr>
-        <w:t>. This includes:</w:t>
+        <w:t xml:space="preserve">{org.name} will do what is reasonably practicable to ensure that appropriate operational readiness measures are developed, implemented and reviewed at a business level. This includes:</w:t>
       </w:r>
     </w:p>
     <w:p>
@@ -1658,19 +1569,7 @@
         <w:rPr>
           <w:rtl w:val="0"/>
         </w:rPr>
-        <w:t xml:space="preserve"> </w:t>
-      </w:r>
-      <w:r>
-        <w:rPr>
-          <w:rtl w:val="0"/>
-        </w:rPr>
-        <w:t>emergency management and evacuation procedures</w:t>
-      </w:r>
-      <w:r>
-        <w:rPr>
-          <w:rtl w:val="0"/>
-        </w:rPr>
-        <w:t xml:space="preserve"> for the types of emergencies or disasters relevant to the region in which {org.name} is located;</w:t>
+        <w:t xml:space="preserve"> emergency management and evacuation procedures for the types of emergencies or disasters relevant to the region in which {org.name} is located;</w:t>
       </w:r>
     </w:p>
     <w:p>
@@ -1697,19 +1596,7 @@
         <w:rPr>
           <w:rtl w:val="0"/>
         </w:rPr>
-        <w:t xml:space="preserve">ensuring maintenance of all </w:t>
-      </w:r>
-      <w:r>
-        <w:rPr>
-          <w:rtl w:val="0"/>
-        </w:rPr>
-        <w:t>emergency</w:t>
-      </w:r>
-      <w:r>
-        <w:rPr>
-          <w:rtl w:val="0"/>
-        </w:rPr>
-        <w:t xml:space="preserve"> systems; and</w:t>
+        <w:t xml:space="preserve">ensuring maintenance of all emergency systems; and</w:t>
       </w:r>
     </w:p>
     <w:p>
@@ -1736,19 +1623,7 @@
         <w:rPr>
           <w:rtl w:val="0"/>
         </w:rPr>
-        <w:t>having access to a current</w:t>
-      </w:r>
-      <w:r>
-        <w:rPr>
-          <w:rtl w:val="0"/>
-        </w:rPr>
-        <w:t xml:space="preserve"> Emergency Management</w:t>
-      </w:r>
-      <w:r>
-        <w:rPr>
-          <w:rtl w:val="0"/>
-        </w:rPr>
-        <w:t xml:space="preserve"> Plan.</w:t>
+        <w:t xml:space="preserve">having access to a current Emergency Management Plan.</w:t>
       </w:r>
     </w:p>
     <w:p>
@@ -1775,25 +1650,7 @@
         <w:rPr>
           <w:rtl w:val="0"/>
         </w:rPr>
-        <w:t>{org.name} will prepare for, respond to and recover from emergencies in accordance with the 'all hazards' approach. This includes, but is not limited to, fire, flood,</w:t>
-      </w:r>
-      <w:r>
-        <w:rPr>
-          <w:rtl w:val="0"/>
-        </w:rPr>
-        <w:t xml:space="preserve"> storm</w:t>
-      </w:r>
-      <w:r>
-        <w:rPr>
-          <w:rtl w:val="0"/>
-        </w:rPr>
-        <w:t xml:space="preserve">, </w:t>
-      </w:r>
-      <w:r>
-        <w:rPr>
-          <w:rtl w:val="0"/>
-        </w:rPr>
-        <w:t>Cyber, Covid-19 and Infection</w:t>
+        <w:t xml:space="preserve">{org.name} will prepare for, respond to and recover from emergencies in accordance with the 'all hazards' approach. This includes, but is not limited to, fire, flood, storm, Cyber, Covid-19 and Infection</w:t>
       </w:r>
     </w:p>
     <w:p>
@@ -1944,73 +1801,7 @@
         <w:rPr>
           <w:rtl w:val="0"/>
         </w:rPr>
-        <w:t>{org.name}</w:t>
-      </w:r>
-      <w:r>
-        <w:rPr>
-          <w:rtl w:val="0"/>
-        </w:rPr>
-        <w:t xml:space="preserve"> will do what is reasonably practicable</w:t>
-      </w:r>
-      <w:r>
-        <w:rPr>
-          <w:rtl w:val="0"/>
-        </w:rPr>
-        <w:t xml:space="preserve"> </w:t>
-      </w:r>
-      <w:r>
-        <w:rPr>
-          <w:rtl w:val="0"/>
-        </w:rPr>
-        <w:t>to e</w:t>
-      </w:r>
-      <w:r>
-        <w:rPr>
-          <w:rtl w:val="0"/>
-        </w:rPr>
-        <w:t>nsure</w:t>
-      </w:r>
-      <w:r>
-        <w:rPr>
-          <w:rtl w:val="0"/>
-        </w:rPr>
-        <w:t xml:space="preserve"> the safety of </w:t>
-      </w:r>
-      <w:r>
-        <w:rPr>
-          <w:rtl w:val="0"/>
-        </w:rPr>
-        <w:t>Clients</w:t>
-      </w:r>
-      <w:r>
-        <w:rPr>
-          <w:rtl w:val="0"/>
-        </w:rPr>
-        <w:t xml:space="preserve"> in emergencies, </w:t>
-      </w:r>
-      <w:r>
-        <w:rPr>
-          <w:rtl w:val="0"/>
-        </w:rPr>
-        <w:t>by</w:t>
-      </w:r>
-      <w:r>
-        <w:rPr>
-          <w:rtl w:val="0"/>
-        </w:rPr>
-        <w:t xml:space="preserve"> ensuring that itself and other service providers encourage and support Clients</w:t>
-      </w:r>
-      <w:r>
-        <w:rPr>
-          <w:rtl w:val="0"/>
-        </w:rPr>
-        <w:t xml:space="preserve"> </w:t>
-      </w:r>
-      <w:r>
-        <w:rPr>
-          <w:rtl w:val="0"/>
-        </w:rPr>
-        <w:t xml:space="preserve">to undertake personal emergency planning. Where there is recognised bushfire risk, specific bushfire planning will be undertaken in addition to basic personal emergency planning. </w:t>
+        <w:t xml:space="preserve">{org.name} will do what is reasonably practicable to ensure the safety of Clients in emergencies, by ensuring that itself and other service providers encourage and support Clients to undertake personal emergency planning. Where there is recognised bushfire risk, specific bushfire planning will be undertaken in addition to basic personal emergency planning. </w:t>
       </w:r>
     </w:p>
     <w:p>
@@ -2065,11 +1856,6 @@
           <w:rtl w:val="0"/>
         </w:rPr>
         <w:t>The Emergency Plan will include evacuation procedures for the types of emergencies or disasters relevant to the region in which the Client is located and the Client’s disability or personal circumstances (to the extent that the buildings in which the residences and buildings are located do not have their own emergency management and evacuation procedures);</w:t>
-      </w:r>
-      <w:r>
-        <w:rPr>
-          <w:rtl w:val="0"/>
-        </w:rPr>
       </w:r>
     </w:p>
     <w:p>
@@ -2480,13 +2266,7 @@
         <w:rPr>
           <w:rtl w:val="0"/>
         </w:rPr>
-        <w:t>the</w:t>
-      </w:r>
-      <w:r>
-        <w:rPr>
-          <w:rtl w:val="0"/>
-        </w:rPr>
-        <w:t xml:space="preserve"> Emergency Plan is tested. </w:t>
+        <w:t xml:space="preserve">the Emergency Plan is tested. </w:t>
       </w:r>
     </w:p>
     <w:p>
@@ -3571,11 +3351,6 @@
           <w:rtl w:val="0"/>
         </w:rPr>
         <w:t>training and workplace policies.</w:t>
-      </w:r>
-      <w:r>
-        <w:rPr>
-          <w:rtl w:val="0"/>
-        </w:rPr>
       </w:r>
     </w:p>
     <w:p>
@@ -5216,11 +4991,6 @@
         </w:rPr>
         <w:t>Legislation, Rules, Guidelines and Policies apply to this Policy and Related Documentation as set out in the Legislation Register.</w:t>
       </w:r>
-      <w:r>
-        <w:rPr>
-          <w:rtl w:val="0"/>
-        </w:rPr>
-      </w:r>
     </w:p>
     <w:p>
       <w:pPr>
@@ -5306,12 +5076,7 @@
         <w:rPr>
           <w:rtl w:val="0"/>
         </w:rPr>
-        <w:t>The Board of {org.legal_name}</w:t>
-      </w:r>
-      <w:r>
-        <w:rPr>
-          <w:rtl w:val="0"/>
-        </w:rPr>
+        <w:t>{org.signatory.name}, Director of {org.legal_name}</w:t>
       </w:r>
     </w:p>
     <w:p>
@@ -5370,11 +5135,6 @@
           <w:rtl w:val="0"/>
         </w:rPr>
         <w:t>1</w:t>
-      </w:r>
-      <w:r>
-        <w:rPr>
-          <w:rtl w:val="0"/>
-        </w:rPr>
       </w:r>
     </w:p>
     <w:sectPr>

--- a/server/templates/library/emergency-and-disaster-preparedness-policy/template.docx
+++ b/server/templates/library/emergency-and-disaster-preparedness-policy/template.docx
@@ -953,6 +953,11 @@
         </w:rPr>
         <w:t xml:space="preserve"> means {org.legal_name} ABN {org.abn}</w:t>
       </w:r>
+      <w:r>
+        <w:rPr>
+          <w:rtl w:val="0"/>
+        </w:rPr>
+      </w:r>
     </w:p>
     <w:p>
       <w:pPr>
@@ -1001,6 +1006,11 @@
         </w:rPr>
         <w:t>means an emergency plan prepared by {org.name} for its business or in collaboration with a Client for the Client’s personal safety and wellbeing.</w:t>
       </w:r>
+      <w:r>
+        <w:rPr>
+          <w:rtl w:val="0"/>
+        </w:rPr>
+      </w:r>
     </w:p>
     <w:p>
       <w:pPr>
@@ -1057,6 +1067,11 @@
         </w:rPr>
         <w:t>means the register of legislation, regulations, rules and guidelines maintained by {org.name}.</w:t>
       </w:r>
+      <w:r>
+        <w:rPr>
+          <w:rtl w:val="0"/>
+        </w:rPr>
+      </w:r>
     </w:p>
     <w:p>
       <w:pPr>
@@ -1105,6 +1120,11 @@
         </w:rPr>
         <w:t xml:space="preserve"> means {org.primary_contact.name} and {org.signatory.name}. </w:t>
       </w:r>
+      <w:r>
+        <w:rPr>
+          <w:rtl w:val="0"/>
+        </w:rPr>
+      </w:r>
     </w:p>
     <w:p>
       <w:pPr>
@@ -1133,6 +1153,11 @@
         </w:rPr>
         <w:t xml:space="preserve"> is that which is, or was at a particular time, reasonably able to be done in relation to ensuring workplace health and safety, taking into account and weighing up all relevant matters including:</w:t>
       </w:r>
+      <w:r>
+        <w:rPr>
+          <w:rtl w:val="0"/>
+        </w:rPr>
+      </w:r>
     </w:p>
     <w:p>
       <w:pPr>
@@ -1148,6 +1173,11 @@
         </w:rPr>
         <w:t>the likelihood of the hazard or the risk concerned occurring; and</w:t>
       </w:r>
+      <w:r>
+        <w:rPr>
+          <w:rtl w:val="0"/>
+        </w:rPr>
+      </w:r>
     </w:p>
     <w:p>
       <w:pPr>
@@ -1163,6 +1193,11 @@
         </w:rPr>
         <w:t>the degree of harm that might result from the hazard or the risk; and</w:t>
       </w:r>
+      <w:r>
+        <w:rPr>
+          <w:rtl w:val="0"/>
+        </w:rPr>
+      </w:r>
     </w:p>
     <w:p>
       <w:pPr>
@@ -1178,6 +1213,11 @@
         </w:rPr>
         <w:t>what the person concerned knows, or ought reasonably to know, about:</w:t>
       </w:r>
+      <w:r>
+        <w:rPr>
+          <w:rtl w:val="0"/>
+        </w:rPr>
+      </w:r>
     </w:p>
     <w:p>
       <w:pPr>
@@ -1193,6 +1233,11 @@
         </w:rPr>
         <w:t>the hazard or the risk; and</w:t>
       </w:r>
+      <w:r>
+        <w:rPr>
+          <w:rtl w:val="0"/>
+        </w:rPr>
+      </w:r>
     </w:p>
     <w:p>
       <w:pPr>
@@ -1208,6 +1253,11 @@
         </w:rPr>
         <w:t>ways of eliminating or minimising the risk; and</w:t>
       </w:r>
+      <w:r>
+        <w:rPr>
+          <w:rtl w:val="0"/>
+        </w:rPr>
+      </w:r>
     </w:p>
     <w:p>
       <w:pPr>
@@ -1222,6 +1272,11 @@
           <w:rtl w:val="0"/>
         </w:rPr>
         <w:t>the availability and suitability of ways to eliminate or minimise the risk; and</w:t>
+      </w:r>
+      <w:r>
+        <w:rPr>
+          <w:rtl w:val="0"/>
+        </w:rPr>
       </w:r>
     </w:p>
     <w:p>
@@ -1238,7 +1293,18 @@
         <w:rPr>
           <w:rtl w:val="0"/>
         </w:rPr>
-        <w:t xml:space="preserve">After assessment, the extent of the risk and the available ways of eliminating or minimising the risk, the cost associated with available ways of eliminating or minimising the risk, including whether the cost is grossly disproportionate to the risk.</w:t>
+        <w:t>After</w:t>
+      </w:r>
+      <w:r>
+        <w:rPr>
+          <w:rtl w:val="0"/>
+        </w:rPr>
+        <w:t xml:space="preserve"> assessment, the extent of the risk and the available ways of eliminating or minimising the risk, the cost associated with available ways of eliminating or minimising the risk, including whether the cost is grossly disproportionate to the risk.</w:t>
+      </w:r>
+      <w:r>
+        <w:rPr>
+          <w:rtl w:val="0"/>
+        </w:rPr>
       </w:r>
     </w:p>
     <w:p>
@@ -1526,7 +1592,18 @@
         <w:rPr>
           <w:rtl w:val="0"/>
         </w:rPr>
-        <w:t xml:space="preserve">{org.name} Emergency Plan</w:t>
+        <w:t>{org.name}</w:t>
+      </w:r>
+      <w:r>
+        <w:rPr>
+          <w:rtl w:val="0"/>
+        </w:rPr>
+        <w:t xml:space="preserve"> Emergency Plan</w:t>
+      </w:r>
+      <w:r>
+        <w:rPr>
+          <w:rtl w:val="0"/>
+        </w:rPr>
       </w:r>
     </w:p>
     <w:p>
@@ -1542,7 +1619,19 @@
         <w:rPr>
           <w:rtl w:val="0"/>
         </w:rPr>
-        <w:t xml:space="preserve">{org.name} will do what is reasonably practicable to ensure that appropriate operational readiness measures are developed, implemented and reviewed at a business level. This includes:</w:t>
+        <w:t>{org.name} will do what is reasonably practicable to ensure that appropriate operational readiness measures are developed, implemented and reviewed</w:t>
+      </w:r>
+      <w:r>
+        <w:rPr>
+          <w:rtl w:val="0"/>
+        </w:rPr>
+        <w:t xml:space="preserve"> at a business level</w:t>
+      </w:r>
+      <w:r>
+        <w:rPr>
+          <w:rtl w:val="0"/>
+        </w:rPr>
+        <w:t>. This includes:</w:t>
       </w:r>
     </w:p>
     <w:p>
@@ -1569,7 +1658,19 @@
         <w:rPr>
           <w:rtl w:val="0"/>
         </w:rPr>
-        <w:t xml:space="preserve"> emergency management and evacuation procedures for the types of emergencies or disasters relevant to the region in which {org.name} is located;</w:t>
+        <w:t xml:space="preserve"> </w:t>
+      </w:r>
+      <w:r>
+        <w:rPr>
+          <w:rtl w:val="0"/>
+        </w:rPr>
+        <w:t>emergency management and evacuation procedures</w:t>
+      </w:r>
+      <w:r>
+        <w:rPr>
+          <w:rtl w:val="0"/>
+        </w:rPr>
+        <w:t xml:space="preserve"> for the types of emergencies or disasters relevant to the region in which {org.name} is located;</w:t>
       </w:r>
     </w:p>
     <w:p>
@@ -1596,7 +1697,19 @@
         <w:rPr>
           <w:rtl w:val="0"/>
         </w:rPr>
-        <w:t xml:space="preserve">ensuring maintenance of all emergency systems; and</w:t>
+        <w:t xml:space="preserve">ensuring maintenance of all </w:t>
+      </w:r>
+      <w:r>
+        <w:rPr>
+          <w:rtl w:val="0"/>
+        </w:rPr>
+        <w:t>emergency</w:t>
+      </w:r>
+      <w:r>
+        <w:rPr>
+          <w:rtl w:val="0"/>
+        </w:rPr>
+        <w:t xml:space="preserve"> systems; and</w:t>
       </w:r>
     </w:p>
     <w:p>
@@ -1623,7 +1736,19 @@
         <w:rPr>
           <w:rtl w:val="0"/>
         </w:rPr>
-        <w:t xml:space="preserve">having access to a current Emergency Management Plan.</w:t>
+        <w:t>having access to a current</w:t>
+      </w:r>
+      <w:r>
+        <w:rPr>
+          <w:rtl w:val="0"/>
+        </w:rPr>
+        <w:t xml:space="preserve"> Emergency Management</w:t>
+      </w:r>
+      <w:r>
+        <w:rPr>
+          <w:rtl w:val="0"/>
+        </w:rPr>
+        <w:t xml:space="preserve"> Plan.</w:t>
       </w:r>
     </w:p>
     <w:p>
@@ -1650,7 +1775,25 @@
         <w:rPr>
           <w:rtl w:val="0"/>
         </w:rPr>
-        <w:t xml:space="preserve">{org.name} will prepare for, respond to and recover from emergencies in accordance with the 'all hazards' approach. This includes, but is not limited to, fire, flood, storm, Cyber, Covid-19 and Infection</w:t>
+        <w:t>{org.name} will prepare for, respond to and recover from emergencies in accordance with the 'all hazards' approach. This includes, but is not limited to, fire, flood,</w:t>
+      </w:r>
+      <w:r>
+        <w:rPr>
+          <w:rtl w:val="0"/>
+        </w:rPr>
+        <w:t xml:space="preserve"> storm</w:t>
+      </w:r>
+      <w:r>
+        <w:rPr>
+          <w:rtl w:val="0"/>
+        </w:rPr>
+        <w:t xml:space="preserve">, </w:t>
+      </w:r>
+      <w:r>
+        <w:rPr>
+          <w:rtl w:val="0"/>
+        </w:rPr>
+        <w:t>Cyber, Covid-19 and Infection</w:t>
       </w:r>
     </w:p>
     <w:p>
@@ -1801,7 +1944,73 @@
         <w:rPr>
           <w:rtl w:val="0"/>
         </w:rPr>
-        <w:t xml:space="preserve">{org.name} will do what is reasonably practicable to ensure the safety of Clients in emergencies, by ensuring that itself and other service providers encourage and support Clients to undertake personal emergency planning. Where there is recognised bushfire risk, specific bushfire planning will be undertaken in addition to basic personal emergency planning. </w:t>
+        <w:t>{org.name}</w:t>
+      </w:r>
+      <w:r>
+        <w:rPr>
+          <w:rtl w:val="0"/>
+        </w:rPr>
+        <w:t xml:space="preserve"> will do what is reasonably practicable</w:t>
+      </w:r>
+      <w:r>
+        <w:rPr>
+          <w:rtl w:val="0"/>
+        </w:rPr>
+        <w:t xml:space="preserve"> </w:t>
+      </w:r>
+      <w:r>
+        <w:rPr>
+          <w:rtl w:val="0"/>
+        </w:rPr>
+        <w:t>to e</w:t>
+      </w:r>
+      <w:r>
+        <w:rPr>
+          <w:rtl w:val="0"/>
+        </w:rPr>
+        <w:t>nsure</w:t>
+      </w:r>
+      <w:r>
+        <w:rPr>
+          <w:rtl w:val="0"/>
+        </w:rPr>
+        <w:t xml:space="preserve"> the safety of </w:t>
+      </w:r>
+      <w:r>
+        <w:rPr>
+          <w:rtl w:val="0"/>
+        </w:rPr>
+        <w:t>Clients</w:t>
+      </w:r>
+      <w:r>
+        <w:rPr>
+          <w:rtl w:val="0"/>
+        </w:rPr>
+        <w:t xml:space="preserve"> in emergencies, </w:t>
+      </w:r>
+      <w:r>
+        <w:rPr>
+          <w:rtl w:val="0"/>
+        </w:rPr>
+        <w:t>by</w:t>
+      </w:r>
+      <w:r>
+        <w:rPr>
+          <w:rtl w:val="0"/>
+        </w:rPr>
+        <w:t xml:space="preserve"> ensuring that itself and other service providers encourage and support Clients</w:t>
+      </w:r>
+      <w:r>
+        <w:rPr>
+          <w:rtl w:val="0"/>
+        </w:rPr>
+        <w:t xml:space="preserve"> </w:t>
+      </w:r>
+      <w:r>
+        <w:rPr>
+          <w:rtl w:val="0"/>
+        </w:rPr>
+        <w:t xml:space="preserve">to undertake personal emergency planning. Where there is recognised bushfire risk, specific bushfire planning will be undertaken in addition to basic personal emergency planning. </w:t>
       </w:r>
     </w:p>
     <w:p>
@@ -1856,6 +2065,11 @@
           <w:rtl w:val="0"/>
         </w:rPr>
         <w:t>The Emergency Plan will include evacuation procedures for the types of emergencies or disasters relevant to the region in which the Client is located and the Client’s disability or personal circumstances (to the extent that the buildings in which the residences and buildings are located do not have their own emergency management and evacuation procedures);</w:t>
+      </w:r>
+      <w:r>
+        <w:rPr>
+          <w:rtl w:val="0"/>
+        </w:rPr>
       </w:r>
     </w:p>
     <w:p>
@@ -2266,7 +2480,13 @@
         <w:rPr>
           <w:rtl w:val="0"/>
         </w:rPr>
-        <w:t xml:space="preserve">the Emergency Plan is tested. </w:t>
+        <w:t>the</w:t>
+      </w:r>
+      <w:r>
+        <w:rPr>
+          <w:rtl w:val="0"/>
+        </w:rPr>
+        <w:t xml:space="preserve"> Emergency Plan is tested. </w:t>
       </w:r>
     </w:p>
     <w:p>
@@ -3351,6 +3571,11 @@
           <w:rtl w:val="0"/>
         </w:rPr>
         <w:t>training and workplace policies.</w:t>
+      </w:r>
+      <w:r>
+        <w:rPr>
+          <w:rtl w:val="0"/>
+        </w:rPr>
       </w:r>
     </w:p>
     <w:p>
@@ -4991,6 +5216,11 @@
         </w:rPr>
         <w:t>Legislation, Rules, Guidelines and Policies apply to this Policy and Related Documentation as set out in the Legislation Register.</w:t>
       </w:r>
+      <w:r>
+        <w:rPr>
+          <w:rtl w:val="0"/>
+        </w:rPr>
+      </w:r>
     </w:p>
     <w:p>
       <w:pPr>
@@ -5076,7 +5306,12 @@
         <w:rPr>
           <w:rtl w:val="0"/>
         </w:rPr>
-        <w:t>{org.signatory.name}, Director of {org.legal_name}</w:t>
+        <w:t>The Board of {org.legal_name}</w:t>
+      </w:r>
+      <w:r>
+        <w:rPr>
+          <w:rtl w:val="0"/>
+        </w:rPr>
       </w:r>
     </w:p>
     <w:p>
@@ -5135,6 +5370,11 @@
           <w:rtl w:val="0"/>
         </w:rPr>
         <w:t>1</w:t>
+      </w:r>
+      <w:r>
+        <w:rPr>
+          <w:rtl w:val="0"/>
+        </w:rPr>
       </w:r>
     </w:p>
     <w:sectPr>
